--- a/manuscript/tables/Table1.docx
+++ b/manuscript/tables/Table1.docx
@@ -127,7 +127,7 @@
           </w:tcPr>
           <w:p>
             <w:r>
-              <w:t>Counts read from the code at this commit; connectors' live-verification record</w:t>
+              <w:t>Names and counts read from the code at this commit (the kernel's runtime, the providers, the TCM catalogue and data hub, the source cards, the registries and engines); the connectors' live-verification record</w:t>
             </w:r>
           </w:p>
         </w:tc>
@@ -137,7 +137,7 @@
           </w:tcPr>
           <w:p>
             <w:r>
-              <w:t>117 public sources with 444 typed operations, all 444 verified live (2026-09-17 to 2026-10-07); 150 native tools in 12 domains; 71 compiler diagnostics in 8 families; 19 claim codes</w:t>
+              <w:t>117 public sources in 29 domains with 444 typed operations, all 444 verified live (2026-09-17 to 2026-10-07); a catalogue of 136 TCM databases (56 reachable live) and a hub of 76 datasets; 8 source cards; 150 native tools in 12 domains; 2,567 federated capabilities from 16 projects; 71 compiler diagnostics in 8 families; 19 claim codes</w:t>
             </w:r>
           </w:p>
         </w:tc>
@@ -147,7 +147,7 @@
           </w:tcPr>
           <w:p>
             <w:r>
-              <w:t>Isolation: components running in-process are not isolated, the bundled sandbox is a no-op, and the audit chain is tamper-evident, not tamper-proof</w:t>
+              <w:t>That a registered source is fit for a given claim; isolation: components running in-process are not isolated, the bundled sandbox is a no-op, and the audit chain is tamper-evident, not tamper-proof</w:t>
             </w:r>
           </w:p>
         </w:tc>
